--- a/files/Sarah_Jabbour_CV_2022.docx
+++ b/files/Sarah_Jabbour_CV_2022.docx
@@ -1033,6 +1033,118 @@
               <w:spacing w:after="15"/>
               <w:rPr>
                 <w:rFonts w:ascii="Times New Roman" w:eastAsia="Times New Roman" w:hAnsi="Times New Roman" w:cs="Times New Roman"/>
+                <w:bCs/>
+                <w:sz w:val="20"/>
+                <w:szCs w:val="20"/>
+              </w:rPr>
+            </w:pPr>
+            <w:r>
+              <w:rPr>
+                <w:rFonts w:ascii="Times New Roman" w:eastAsia="Times New Roman" w:hAnsi="Times New Roman" w:cs="Times New Roman"/>
+                <w:bCs/>
+                <w:sz w:val="20"/>
+                <w:szCs w:val="20"/>
+              </w:rPr>
+              <w:t xml:space="preserve">Jiaxuan Wang, </w:t>
+            </w:r>
+            <w:r>
+              <w:rPr>
+                <w:rFonts w:ascii="Times New Roman" w:eastAsia="Times New Roman" w:hAnsi="Times New Roman" w:cs="Times New Roman"/>
+                <w:b/>
+                <w:sz w:val="20"/>
+                <w:szCs w:val="20"/>
+              </w:rPr>
+              <w:t xml:space="preserve">Sarah Jabbour, </w:t>
+            </w:r>
+            <w:r>
+              <w:rPr>
+                <w:rFonts w:ascii="Times New Roman" w:eastAsia="Times New Roman" w:hAnsi="Times New Roman" w:cs="Times New Roman"/>
+                <w:bCs/>
+                <w:sz w:val="20"/>
+                <w:szCs w:val="20"/>
+              </w:rPr>
+              <w:t xml:space="preserve">Maggie Makar, Michael W. Sjoding, Jenna Wiens. </w:t>
+            </w:r>
+            <w:r>
+              <w:rPr>
+                <w:rFonts w:ascii="Times New Roman" w:eastAsia="Times New Roman" w:hAnsi="Times New Roman" w:cs="Times New Roman"/>
+                <w:bCs/>
+                <w:i/>
+                <w:iCs/>
+                <w:sz w:val="20"/>
+                <w:szCs w:val="20"/>
+              </w:rPr>
+              <w:t xml:space="preserve">Learning Concept Credible Models for Mitigating Shortcuts. </w:t>
+            </w:r>
+            <w:r>
+              <w:rPr>
+                <w:rFonts w:ascii="Times New Roman" w:eastAsia="Times New Roman" w:hAnsi="Times New Roman" w:cs="Times New Roman"/>
+                <w:bCs/>
+                <w:sz w:val="20"/>
+                <w:szCs w:val="20"/>
+              </w:rPr>
+              <w:t xml:space="preserve">NeurIPS, November 2022. </w:t>
+            </w:r>
+          </w:p>
+        </w:tc>
+      </w:tr>
+      <w:tr>
+        <w:tc>
+          <w:tcPr>
+            <w:tcW w:w="1260" w:type="dxa"/>
+            <w:shd w:val="clear" w:color="auto" w:fill="auto"/>
+            <w:tcMar>
+              <w:top w:w="100" w:type="dxa"/>
+              <w:left w:w="100" w:type="dxa"/>
+              <w:bottom w:w="100" w:type="dxa"/>
+              <w:right w:w="100" w:type="dxa"/>
+            </w:tcMar>
+          </w:tcPr>
+          <w:p>
+            <w:pPr>
+              <w:widowControl w:val="0"/>
+              <w:pBdr>
+                <w:top w:val="nil"/>
+                <w:left w:val="nil"/>
+                <w:bottom w:val="nil"/>
+                <w:right w:val="nil"/>
+                <w:between w:val="nil"/>
+              </w:pBdr>
+              <w:rPr>
+                <w:rFonts w:ascii="Times New Roman" w:eastAsia="Times New Roman" w:hAnsi="Times New Roman" w:cs="Times New Roman"/>
+                <w:sz w:val="20"/>
+                <w:szCs w:val="20"/>
+              </w:rPr>
+            </w:pPr>
+            <w:r>
+              <w:rPr>
+                <w:rFonts w:ascii="Times New Roman" w:eastAsia="Times New Roman" w:hAnsi="Times New Roman" w:cs="Times New Roman"/>
+                <w:sz w:val="20"/>
+                <w:szCs w:val="20"/>
+              </w:rPr>
+              <w:t>2022</w:t>
+            </w:r>
+          </w:p>
+        </w:tc>
+        <w:tc>
+          <w:tcPr>
+            <w:tcW w:w="9540" w:type="dxa"/>
+            <w:shd w:val="clear" w:color="auto" w:fill="auto"/>
+            <w:tcMar>
+              <w:top w:w="100" w:type="dxa"/>
+              <w:left w:w="100" w:type="dxa"/>
+              <w:bottom w:w="100" w:type="dxa"/>
+              <w:right w:w="100" w:type="dxa"/>
+            </w:tcMar>
+          </w:tcPr>
+          <w:p>
+            <w:pPr>
+              <w:tabs>
+                <w:tab w:val="right" w:pos="10800"/>
+              </w:tabs>
+              <w:spacing w:after="15"/>
+              <w:rPr>
+                <w:rFonts w:ascii="Times New Roman" w:eastAsia="Times New Roman" w:hAnsi="Times New Roman" w:cs="Times New Roman"/>
                 <w:b/>
                 <w:sz w:val="20"/>
                 <w:szCs w:val="20"/>
@@ -1771,6 +1883,7 @@
                 <w:sz w:val="20"/>
                 <w:szCs w:val="20"/>
               </w:rPr>
+              <w:lastRenderedPageBreak/>
               <w:t>2021</w:t>
             </w:r>
           </w:p>
@@ -1860,7 +1973,6 @@
                 <w:sz w:val="20"/>
                 <w:szCs w:val="20"/>
               </w:rPr>
-              <w:lastRenderedPageBreak/>
               <w:t>2020</w:t>
             </w:r>
           </w:p>
@@ -1983,15 +2095,7 @@
                 <w:sz w:val="20"/>
                 <w:szCs w:val="20"/>
               </w:rPr>
-              <w:t>S</w:t>
-            </w:r>
-            <w:r>
-              <w:rPr>
-                <w:rFonts w:ascii="Times New Roman" w:eastAsia="Times New Roman" w:hAnsi="Times New Roman" w:cs="Times New Roman"/>
-                <w:sz w:val="20"/>
-                <w:szCs w:val="20"/>
-              </w:rPr>
-              <w:t>arah Jabbour, “A Robust Multi-Modal Approach to Diagnosing Acute Cardiopulmonary Conditions”,</w:t>
+              <w:t>Sarah Jabbour, “A Robust Multi-Modal Approach to Diagnosing Acute Cardiopulmonary Conditions”,</w:t>
             </w:r>
             <w:r>
               <w:rPr>
@@ -2169,15 +2273,7 @@
                 <w:sz w:val="20"/>
                 <w:szCs w:val="20"/>
               </w:rPr>
-              <w:t>S</w:t>
-            </w:r>
-            <w:r>
-              <w:rPr>
-                <w:rFonts w:ascii="Times New Roman" w:eastAsia="Times New Roman" w:hAnsi="Times New Roman" w:cs="Times New Roman"/>
-                <w:sz w:val="20"/>
-                <w:szCs w:val="20"/>
-              </w:rPr>
-              <w:t xml:space="preserve">arah Jabbour, “A Robust Multi-Modal Approach to Diagnosing Acute Cardiopulmonary Conditions”, </w:t>
+              <w:t xml:space="preserve">Sarah Jabbour, “A Robust Multi-Modal Approach to Diagnosing Acute Cardiopulmonary Conditions”, </w:t>
             </w:r>
             <w:r>
               <w:rPr>
@@ -3317,6 +3413,7 @@
                 <w:sz w:val="20"/>
                 <w:szCs w:val="20"/>
               </w:rPr>
+              <w:lastRenderedPageBreak/>
               <w:t>2016</w:t>
             </w:r>
           </w:p>
@@ -3421,7 +3518,6 @@
           <w:sz w:val="20"/>
           <w:szCs w:val="20"/>
         </w:rPr>
-        <w:lastRenderedPageBreak/>
         <w:t>SKILLS</w:t>
       </w:r>
     </w:p>
